--- a/public/files/editableDocs/Huann Almeida PTBR.docx
+++ b/public/files/editableDocs/Huann Almeida PTBR.docx
@@ -32,13 +32,16 @@
         </w:rPr>
       </w:pPr>
       <w:r>
-        <w:t xml:space="preserve">Desenvolvedor Full Stack </w:t>
-      </w:r>
-      <w:r>
-        <w:rPr>
-          <w:b/>
-          <w:bCs/>
-        </w:rPr>
+        <w:rPr>
+          <w:b/>
+          <w:bCs/>
+        </w:rPr>
+        <w:t>Desenvolvedor Full Stack</w:t>
+      </w:r>
+      <w:r>
+        <w:tab/>
+      </w:r>
+      <w:r>
         <w:t>•</w:t>
       </w:r>
       <w:r>
@@ -59,10 +62,13 @@
           <w:b/>
           <w:bCs/>
         </w:rPr>
-        <w:t xml:space="preserve"> • </w:t>
-      </w:r>
-      <w:r>
-        <w:t xml:space="preserve">GitHub: </w:t>
+        <w:tab/>
+      </w:r>
+      <w:r>
+        <w:t>•</w:t>
+      </w:r>
+      <w:r>
+        <w:t xml:space="preserve"> </w:t>
       </w:r>
       <w:hyperlink r:id="rId7" w:history="1">
         <w:r>
@@ -80,15 +86,21 @@
         <w:spacing w:after="0" w:line="240" w:lineRule="auto"/>
       </w:pPr>
       <w:r>
-        <w:t xml:space="preserve">João Pessoa/PB </w:t>
+        <w:t>João Pessoa/PB</w:t>
       </w:r>
       <w:bookmarkStart w:id="0" w:name="_Hlk204853790"/>
       <w:r>
+        <w:tab/>
+      </w:r>
+      <w:r>
+        <w:tab/>
+      </w:r>
+      <w:r>
         <w:t>•</w:t>
       </w:r>
       <w:bookmarkEnd w:id="0"/>
       <w:r>
-        <w:t xml:space="preserve"> (83) 99126-3772 |  </w:t>
+        <w:t xml:space="preserve"> (83) </w:t>
       </w:r>
       <w:hyperlink r:id="rId8" w:history="1">
         <w:r>
@@ -100,7 +112,13 @@
         </w:r>
       </w:hyperlink>
       <w:r>
-        <w:t xml:space="preserve"> (WhatsApp) •</w:t>
+        <w:t xml:space="preserve"> (WhatsApp)</w:t>
+      </w:r>
+      <w:r>
+        <w:tab/>
+      </w:r>
+      <w:r>
+        <w:t>•</w:t>
       </w:r>
       <w:r>
         <w:t xml:space="preserve"> </w:t>
@@ -1818,7 +1836,7 @@
     </w:p>
     <w:p>
       <w:pPr>
-        <w:spacing w:after="0" w:line="276" w:lineRule="auto"/>
+        <w:spacing w:before="240" w:after="0" w:line="276" w:lineRule="auto"/>
       </w:pPr>
       <w:r>
         <w:rPr>

--- a/public/files/editableDocs/Huann Almeida PTBR.docx
+++ b/public/files/editableDocs/Huann Almeida PTBR.docx
@@ -106,9 +106,8 @@
         <w:r>
           <w:rPr>
             <w:rStyle w:val="Hyperlink"/>
-            <w:color w:val="auto"/>
           </w:rPr>
-          <w:t>99980-2317</w:t>
+          <w:t>99126-3772</w:t>
         </w:r>
       </w:hyperlink>
       <w:r>

--- a/public/files/editableDocs/Huann Almeida PTBR.docx
+++ b/public/files/editableDocs/Huann Almeida PTBR.docx
@@ -1,6 +1,6 @@
 
 <file path=word/document.xml><?xml version="1.0" encoding="utf-8"?>
-<w:document xmlns:wpc="http://schemas.microsoft.com/office/word/2010/wordprocessingCanvas" xmlns:cx="http://schemas.microsoft.com/office/drawing/2014/chartex" xmlns:cx1="http://schemas.microsoft.com/office/drawing/2015/9/8/chartex" xmlns:cx2="http://schemas.microsoft.com/office/drawing/2015/10/21/chartex" xmlns:cx3="http://schemas.microsoft.com/office/drawing/2016/5/9/chartex" xmlns:cx4="http://schemas.microsoft.com/office/drawing/2016/5/10/chartex" xmlns:cx5="http://schemas.microsoft.com/office/drawing/2016/5/11/chartex" xmlns:cx6="http://schemas.microsoft.com/office/drawing/2016/5/12/chartex" xmlns:cx7="http://schemas.microsoft.com/office/drawing/2016/5/13/chartex" xmlns:cx8="http://schemas.microsoft.com/office/drawing/2016/5/14/chartex" xmlns:mc="http://schemas.openxmlformats.org/markup-compatibility/2006" xmlns:aink="http://schemas.microsoft.com/office/drawing/2016/ink" xmlns:am3d="http://schemas.microsoft.com/office/drawing/2017/model3d" xmlns:o="urn:schemas-microsoft-com:office:office" xmlns:oel="http://schemas.microsoft.com/office/2019/extlst" xmlns:r="http://schemas.openxmlformats.org/officeDocument/2006/relationships" xmlns:m="http://schemas.openxmlformats.org/officeDocument/2006/math" xmlns:v="urn:schemas-microsoft-com:vml" xmlns:wp14="http://schemas.microsoft.com/office/word/2010/wordprocessingDrawing" xmlns:wp="http://schemas.openxmlformats.org/drawingml/2006/wordprocessingDrawing" xmlns:w10="urn:schemas-microsoft-com:office:word" xmlns:w="http://schemas.openxmlformats.org/wordprocessingml/2006/main" xmlns:w14="http://schemas.microsoft.com/office/word/2010/wordml" xmlns:w15="http://schemas.microsoft.com/office/word/2012/wordml" xmlns:w16cex="http://schemas.microsoft.com/office/word/2018/wordml/cex" xmlns:w16cid="http://schemas.microsoft.com/office/word/2016/wordml/cid" xmlns:w16="http://schemas.microsoft.com/office/word/2018/wordml" xmlns:w16sdtdh="http://schemas.microsoft.com/office/word/2020/wordml/sdtdatahash" xmlns:w16se="http://schemas.microsoft.com/office/word/2015/wordml/symex" xmlns:wpg="http://schemas.microsoft.com/office/word/2010/wordprocessingGroup" xmlns:wpi="http://schemas.microsoft.com/office/word/2010/wordprocessingInk" xmlns:wne="http://schemas.microsoft.com/office/word/2006/wordml" xmlns:wps="http://schemas.microsoft.com/office/word/2010/wordprocessingShape" mc:Ignorable="w14 w15 w16se w16cid w16 w16cex w16sdtdh wp14">
+<w:document xmlns:wpc="http://schemas.microsoft.com/office/word/2010/wordprocessingCanvas" xmlns:cx="http://schemas.microsoft.com/office/drawing/2014/chartex" xmlns:cx1="http://schemas.microsoft.com/office/drawing/2015/9/8/chartex" xmlns:cx2="http://schemas.microsoft.com/office/drawing/2015/10/21/chartex" xmlns:cx3="http://schemas.microsoft.com/office/drawing/2016/5/9/chartex" xmlns:cx4="http://schemas.microsoft.com/office/drawing/2016/5/10/chartex" xmlns:cx5="http://schemas.microsoft.com/office/drawing/2016/5/11/chartex" xmlns:cx6="http://schemas.microsoft.com/office/drawing/2016/5/12/chartex" xmlns:cx7="http://schemas.microsoft.com/office/drawing/2016/5/13/chartex" xmlns:cx8="http://schemas.microsoft.com/office/drawing/2016/5/14/chartex" xmlns:mc="http://schemas.openxmlformats.org/markup-compatibility/2006" xmlns:aink="http://schemas.microsoft.com/office/drawing/2016/ink" xmlns:am3d="http://schemas.microsoft.com/office/drawing/2017/model3d" xmlns:o="urn:schemas-microsoft-com:office:office" xmlns:oel="http://schemas.microsoft.com/office/2019/extlst" xmlns:r="http://schemas.openxmlformats.org/officeDocument/2006/relationships" xmlns:m="http://schemas.openxmlformats.org/officeDocument/2006/math" xmlns:v="urn:schemas-microsoft-com:vml" xmlns:wp14="http://schemas.microsoft.com/office/word/2010/wordprocessingDrawing" xmlns:wp="http://schemas.openxmlformats.org/drawingml/2006/wordprocessingDrawing" xmlns:w10="urn:schemas-microsoft-com:office:word" xmlns:w="http://schemas.openxmlformats.org/wordprocessingml/2006/main" xmlns:w14="http://schemas.microsoft.com/office/word/2010/wordml" xmlns:w15="http://schemas.microsoft.com/office/word/2012/wordml" xmlns:w16cex="http://schemas.microsoft.com/office/word/2018/wordml/cex" xmlns:w16cid="http://schemas.microsoft.com/office/word/2016/wordml/cid" xmlns:w16="http://schemas.microsoft.com/office/word/2018/wordml" xmlns:w16du="http://schemas.microsoft.com/office/word/2023/wordml/word16du" xmlns:w16sdtdh="http://schemas.microsoft.com/office/word/2020/wordml/sdtdatahash" xmlns:w16sdtfl="http://schemas.microsoft.com/office/word/2024/wordml/sdtformatlock" xmlns:w16se="http://schemas.microsoft.com/office/word/2015/wordml/symex" xmlns:wpg="http://schemas.microsoft.com/office/word/2010/wordprocessingGroup" xmlns:wpi="http://schemas.microsoft.com/office/word/2010/wordprocessingInk" xmlns:wne="http://schemas.microsoft.com/office/word/2006/wordml" xmlns:wps="http://schemas.microsoft.com/office/word/2010/wordprocessingShape" mc:Ignorable="w14 w15 w16se w16cid w16 w16cex w16sdtdh w16sdtfl w16du wp14">
   <w:body>
     <w:p>
       <w:pPr>
@@ -288,7 +288,23 @@
           <w:sz w:val="20"/>
           <w:szCs w:val="20"/>
         </w:rPr>
-        <w:t>, participando de decisões arquiteturais, mentorando desenvolvedores e entregando aplicações SPA com foco em performance, escalabilidade e boas práticas de engenharia de software</w:t>
+        <w:t xml:space="preserve">, participando de decisões arquiteturais, </w:t>
+      </w:r>
+      <w:proofErr w:type="spellStart"/>
+      <w:r>
+        <w:rPr>
+          <w:sz w:val="20"/>
+          <w:szCs w:val="20"/>
+        </w:rPr>
+        <w:t>mentorando</w:t>
+      </w:r>
+      <w:proofErr w:type="spellEnd"/>
+      <w:r>
+        <w:rPr>
+          <w:sz w:val="20"/>
+          <w:szCs w:val="20"/>
+        </w:rPr>
+        <w:t xml:space="preserve"> desenvolvedores e entregando aplicações SPA com foco em performance, escalabilidade e boas práticas de engenharia de software</w:t>
       </w:r>
       <w:r>
         <w:rPr>
@@ -549,7 +565,21 @@
           <w:b/>
           <w:bCs/>
         </w:rPr>
-        <w:t xml:space="preserve">(05/2018 – presente) </w:t>
+        <w:t xml:space="preserve">(05/2018 – </w:t>
+      </w:r>
+      <w:r>
+        <w:rPr>
+          <w:b/>
+          <w:bCs/>
+        </w:rPr>
+        <w:t>06/2026</w:t>
+      </w:r>
+      <w:r>
+        <w:rPr>
+          <w:b/>
+          <w:bCs/>
+        </w:rPr>
+        <w:t xml:space="preserve">) </w:t>
       </w:r>
       <w:r>
         <w:rPr>
@@ -637,7 +667,7 @@
           <w:szCs w:val="20"/>
           <w:lang w:eastAsia="pt-BR"/>
         </w:rPr>
-        <w:t xml:space="preserve"> e elevando drasticamente a eficiência dos processos internos</w:t>
+        <w:t xml:space="preserve"> e elevando a eficiência dos processos internos</w:t>
       </w:r>
       <w:r>
         <w:rPr>
@@ -1444,7 +1474,23 @@
           <w:sz w:val="20"/>
           <w:szCs w:val="20"/>
         </w:rPr>
-        <w:t>Ecossistema de automações desenvolvido em Python para transformar fluxos manuais de negócio em processos automatizados. Utilizando abordagem AI-Assisted com LLMs, foram implementadas soluções de extração inteligente de dados, processamento automatizado e geração de relatórios.</w:t>
+        <w:t xml:space="preserve">Ecossistema de automações desenvolvido em Python para transformar fluxos manuais de negócio em processos automatizados. Utilizando abordagem AI-Assisted com </w:t>
+      </w:r>
+      <w:proofErr w:type="spellStart"/>
+      <w:r>
+        <w:rPr>
+          <w:sz w:val="20"/>
+          <w:szCs w:val="20"/>
+        </w:rPr>
+        <w:t>LLMs</w:t>
+      </w:r>
+      <w:proofErr w:type="spellEnd"/>
+      <w:r>
+        <w:rPr>
+          <w:sz w:val="20"/>
+          <w:szCs w:val="20"/>
+        </w:rPr>
+        <w:t>, foram implementadas soluções de extração inteligente de dados, processamento automatizado e geração de relatórios.</w:t>
       </w:r>
     </w:p>
     <w:p>
@@ -1479,7 +1525,23 @@
           <w:sz w:val="20"/>
           <w:szCs w:val="20"/>
         </w:rPr>
-        <w:t>Stack: Python, Regex, PDF Processing, Automação de dados</w:t>
+        <w:t xml:space="preserve">Stack: Python, Regex, PDF </w:t>
+      </w:r>
+      <w:proofErr w:type="spellStart"/>
+      <w:r>
+        <w:rPr>
+          <w:sz w:val="20"/>
+          <w:szCs w:val="20"/>
+        </w:rPr>
+        <w:t>Processing</w:t>
+      </w:r>
+      <w:proofErr w:type="spellEnd"/>
+      <w:r>
+        <w:rPr>
+          <w:sz w:val="20"/>
+          <w:szCs w:val="20"/>
+        </w:rPr>
+        <w:t>, Automação de dados</w:t>
       </w:r>
     </w:p>
     <w:p>
@@ -1552,6 +1614,7 @@
         </w:rPr>
       </w:pPr>
       <w:hyperlink r:id="rId14" w:history="1">
+        <w:proofErr w:type="spellStart"/>
         <w:r>
           <w:rPr>
             <w:rStyle w:val="Hyperlink"/>
@@ -1560,8 +1623,53 @@
             <w:sz w:val="20"/>
             <w:szCs w:val="20"/>
           </w:rPr>
-          <w:t>Educ Form Bot</w:t>
+          <w:t>Educ</w:t>
         </w:r>
+        <w:proofErr w:type="spellEnd"/>
+        <w:r>
+          <w:rPr>
+            <w:rStyle w:val="Hyperlink"/>
+            <w:b/>
+            <w:bCs/>
+            <w:sz w:val="20"/>
+            <w:szCs w:val="20"/>
+          </w:rPr>
+          <w:t xml:space="preserve"> </w:t>
+        </w:r>
+        <w:proofErr w:type="spellStart"/>
+        <w:r>
+          <w:rPr>
+            <w:rStyle w:val="Hyperlink"/>
+            <w:b/>
+            <w:bCs/>
+            <w:sz w:val="20"/>
+            <w:szCs w:val="20"/>
+          </w:rPr>
+          <w:t>Form</w:t>
+        </w:r>
+        <w:proofErr w:type="spellEnd"/>
+        <w:r>
+          <w:rPr>
+            <w:rStyle w:val="Hyperlink"/>
+            <w:b/>
+            <w:bCs/>
+            <w:sz w:val="20"/>
+            <w:szCs w:val="20"/>
+          </w:rPr>
+          <w:t xml:space="preserve"> </w:t>
+        </w:r>
+        <w:proofErr w:type="spellStart"/>
+        <w:r>
+          <w:rPr>
+            <w:rStyle w:val="Hyperlink"/>
+            <w:b/>
+            <w:bCs/>
+            <w:sz w:val="20"/>
+            <w:szCs w:val="20"/>
+          </w:rPr>
+          <w:t>Bot</w:t>
+        </w:r>
+        <w:proofErr w:type="spellEnd"/>
       </w:hyperlink>
       <w:r>
         <w:rPr>
@@ -1594,7 +1702,29 @@
             <w:sz w:val="20"/>
             <w:szCs w:val="20"/>
           </w:rPr>
-          <w:t>Contact Collector Scraper</w:t>
+          <w:t xml:space="preserve">Contact </w:t>
+        </w:r>
+        <w:proofErr w:type="spellStart"/>
+        <w:r>
+          <w:rPr>
+            <w:rStyle w:val="Hyperlink"/>
+            <w:b/>
+            <w:bCs/>
+            <w:sz w:val="20"/>
+            <w:szCs w:val="20"/>
+          </w:rPr>
+          <w:t>Collector</w:t>
+        </w:r>
+        <w:proofErr w:type="spellEnd"/>
+        <w:r>
+          <w:rPr>
+            <w:rStyle w:val="Hyperlink"/>
+            <w:b/>
+            <w:bCs/>
+            <w:sz w:val="20"/>
+            <w:szCs w:val="20"/>
+          </w:rPr>
+          <w:t xml:space="preserve"> Scraper</w:t>
         </w:r>
       </w:hyperlink>
       <w:r>
@@ -1661,6 +1791,7 @@
         </w:rPr>
       </w:pPr>
       <w:hyperlink r:id="rId17" w:history="1">
+        <w:proofErr w:type="spellStart"/>
         <w:r>
           <w:rPr>
             <w:rStyle w:val="Hyperlink"/>
@@ -1669,32 +1800,9 @@
             <w:sz w:val="20"/>
             <w:szCs w:val="20"/>
           </w:rPr>
-          <w:t>Commercial Flow Bot</w:t>
+          <w:t>Commercial</w:t>
         </w:r>
-      </w:hyperlink>
-      <w:r>
-        <w:rPr>
-          <w:sz w:val="20"/>
-          <w:szCs w:val="20"/>
-        </w:rPr>
-        <w:t>: Sistema de triagem automática de documentos e extração estruturada de dados.</w:t>
-      </w:r>
-    </w:p>
-    <w:p>
-      <w:pPr>
-        <w:pStyle w:val="PargrafodaLista"/>
-        <w:numPr>
-          <w:ilvl w:val="0"/>
-          <w:numId w:val="23"/>
-        </w:numPr>
-        <w:spacing w:after="0" w:line="276" w:lineRule="auto"/>
-        <w:ind w:left="709"/>
-        <w:rPr>
-          <w:sz w:val="20"/>
-          <w:szCs w:val="20"/>
-        </w:rPr>
-      </w:pPr>
-      <w:hyperlink r:id="rId18" w:history="1">
+        <w:proofErr w:type="spellEnd"/>
         <w:r>
           <w:rPr>
             <w:rStyle w:val="Hyperlink"/>
@@ -1703,8 +1811,78 @@
             <w:sz w:val="20"/>
             <w:szCs w:val="20"/>
           </w:rPr>
-          <w:t>Scan Flow Bot</w:t>
+          <w:t xml:space="preserve"> Flow </w:t>
         </w:r>
+        <w:proofErr w:type="spellStart"/>
+        <w:r>
+          <w:rPr>
+            <w:rStyle w:val="Hyperlink"/>
+            <w:b/>
+            <w:bCs/>
+            <w:sz w:val="20"/>
+            <w:szCs w:val="20"/>
+          </w:rPr>
+          <w:t>Bot</w:t>
+        </w:r>
+        <w:proofErr w:type="spellEnd"/>
+      </w:hyperlink>
+      <w:r>
+        <w:rPr>
+          <w:sz w:val="20"/>
+          <w:szCs w:val="20"/>
+        </w:rPr>
+        <w:t>: Sistema de triagem automática de documentos e extração estruturada de dados.</w:t>
+      </w:r>
+    </w:p>
+    <w:p>
+      <w:pPr>
+        <w:pStyle w:val="PargrafodaLista"/>
+        <w:numPr>
+          <w:ilvl w:val="0"/>
+          <w:numId w:val="23"/>
+        </w:numPr>
+        <w:spacing w:after="0" w:line="276" w:lineRule="auto"/>
+        <w:ind w:left="709"/>
+        <w:rPr>
+          <w:sz w:val="20"/>
+          <w:szCs w:val="20"/>
+        </w:rPr>
+      </w:pPr>
+      <w:hyperlink r:id="rId18" w:history="1">
+        <w:proofErr w:type="spellStart"/>
+        <w:r>
+          <w:rPr>
+            <w:rStyle w:val="Hyperlink"/>
+            <w:b/>
+            <w:bCs/>
+            <w:sz w:val="20"/>
+            <w:szCs w:val="20"/>
+          </w:rPr>
+          <w:t>Scan</w:t>
+        </w:r>
+        <w:proofErr w:type="spellEnd"/>
+        <w:r>
+          <w:rPr>
+            <w:rStyle w:val="Hyperlink"/>
+            <w:b/>
+            <w:bCs/>
+            <w:sz w:val="20"/>
+            <w:szCs w:val="20"/>
+          </w:rPr>
+          <w:t xml:space="preserve"> Flow </w:t>
+        </w:r>
+        <w:proofErr w:type="spellStart"/>
+        <w:r>
+          <w:rPr>
+            <w:rStyle w:val="Hyperlink"/>
+            <w:b/>
+            <w:bCs/>
+            <w:sz w:val="20"/>
+            <w:szCs w:val="20"/>
+          </w:rPr>
+          <w:t>Bot</w:t>
+        </w:r>
+        <w:proofErr w:type="spellEnd"/>
       </w:hyperlink>
       <w:r>
         <w:rPr>
@@ -1875,7 +2053,7 @@
 </file>
 
 <file path=word/numbering.xml><?xml version="1.0" encoding="utf-8"?>
-<w:numbering xmlns:wpc="http://schemas.microsoft.com/office/word/2010/wordprocessingCanvas" xmlns:cx="http://schemas.microsoft.com/office/drawing/2014/chartex" xmlns:cx1="http://schemas.microsoft.com/office/drawing/2015/9/8/chartex" xmlns:cx2="http://schemas.microsoft.com/office/drawing/2015/10/21/chartex" xmlns:cx3="http://schemas.microsoft.com/office/drawing/2016/5/9/chartex" xmlns:cx4="http://schemas.microsoft.com/office/drawing/2016/5/10/chartex" xmlns:cx5="http://schemas.microsoft.com/office/drawing/2016/5/11/chartex" xmlns:cx6="http://schemas.microsoft.com/office/drawing/2016/5/12/chartex" xmlns:cx7="http://schemas.microsoft.com/office/drawing/2016/5/13/chartex" xmlns:cx8="http://schemas.microsoft.com/office/drawing/2016/5/14/chartex" xmlns:mc="http://schemas.openxmlformats.org/markup-compatibility/2006" xmlns:aink="http://schemas.microsoft.com/office/drawing/2016/ink" xmlns:am3d="http://schemas.microsoft.com/office/drawing/2017/model3d" xmlns:o="urn:schemas-microsoft-com:office:office" xmlns:oel="http://schemas.microsoft.com/office/2019/extlst" xmlns:r="http://schemas.openxmlformats.org/officeDocument/2006/relationships" xmlns:m="http://schemas.openxmlformats.org/officeDocument/2006/math" xmlns:v="urn:schemas-microsoft-com:vml" xmlns:wp14="http://schemas.microsoft.com/office/word/2010/wordprocessingDrawing" xmlns:wp="http://schemas.openxmlformats.org/drawingml/2006/wordprocessingDrawing" xmlns:w10="urn:schemas-microsoft-com:office:word" xmlns:w="http://schemas.openxmlformats.org/wordprocessingml/2006/main" xmlns:w14="http://schemas.microsoft.com/office/word/2010/wordml" xmlns:w15="http://schemas.microsoft.com/office/word/2012/wordml" xmlns:w16cex="http://schemas.microsoft.com/office/word/2018/wordml/cex" xmlns:w16cid="http://schemas.microsoft.com/office/word/2016/wordml/cid" xmlns:w16="http://schemas.microsoft.com/office/word/2018/wordml" xmlns:w16sdtdh="http://schemas.microsoft.com/office/word/2020/wordml/sdtdatahash" xmlns:w16se="http://schemas.microsoft.com/office/word/2015/wordml/symex" xmlns:wpg="http://schemas.microsoft.com/office/word/2010/wordprocessingGroup" xmlns:wpi="http://schemas.microsoft.com/office/word/2010/wordprocessingInk" xmlns:wne="http://schemas.microsoft.com/office/word/2006/wordml" xmlns:wps="http://schemas.microsoft.com/office/word/2010/wordprocessingShape" mc:Ignorable="w14 w15 w16se w16cid w16 w16cex w16sdtdh wp14">
+<w:numbering xmlns:wpc="http://schemas.microsoft.com/office/word/2010/wordprocessingCanvas" xmlns:cx="http://schemas.microsoft.com/office/drawing/2014/chartex" xmlns:cx1="http://schemas.microsoft.com/office/drawing/2015/9/8/chartex" xmlns:cx2="http://schemas.microsoft.com/office/drawing/2015/10/21/chartex" xmlns:cx3="http://schemas.microsoft.com/office/drawing/2016/5/9/chartex" xmlns:cx4="http://schemas.microsoft.com/office/drawing/2016/5/10/chartex" xmlns:cx5="http://schemas.microsoft.com/office/drawing/2016/5/11/chartex" xmlns:cx6="http://schemas.microsoft.com/office/drawing/2016/5/12/chartex" xmlns:cx7="http://schemas.microsoft.com/office/drawing/2016/5/13/chartex" xmlns:cx8="http://schemas.microsoft.com/office/drawing/2016/5/14/chartex" xmlns:mc="http://schemas.openxmlformats.org/markup-compatibility/2006" xmlns:aink="http://schemas.microsoft.com/office/drawing/2016/ink" xmlns:am3d="http://schemas.microsoft.com/office/drawing/2017/model3d" xmlns:o="urn:schemas-microsoft-com:office:office" xmlns:oel="http://schemas.microsoft.com/office/2019/extlst" xmlns:r="http://schemas.openxmlformats.org/officeDocument/2006/relationships" xmlns:m="http://schemas.openxmlformats.org/officeDocument/2006/math" xmlns:v="urn:schemas-microsoft-com:vml" xmlns:wp14="http://schemas.microsoft.com/office/word/2010/wordprocessingDrawing" xmlns:wp="http://schemas.openxmlformats.org/drawingml/2006/wordprocessingDrawing" xmlns:w10="urn:schemas-microsoft-com:office:word" xmlns:w="http://schemas.openxmlformats.org/wordprocessingml/2006/main" xmlns:w14="http://schemas.microsoft.com/office/word/2010/wordml" xmlns:w15="http://schemas.microsoft.com/office/word/2012/wordml" xmlns:w16cex="http://schemas.microsoft.com/office/word/2018/wordml/cex" xmlns:w16cid="http://schemas.microsoft.com/office/word/2016/wordml/cid" xmlns:w16="http://schemas.microsoft.com/office/word/2018/wordml" xmlns:w16du="http://schemas.microsoft.com/office/word/2023/wordml/word16du" xmlns:w16sdtdh="http://schemas.microsoft.com/office/word/2020/wordml/sdtdatahash" xmlns:w16sdtfl="http://schemas.microsoft.com/office/word/2024/wordml/sdtformatlock" xmlns:w16se="http://schemas.microsoft.com/office/word/2015/wordml/symex" xmlns:wpg="http://schemas.microsoft.com/office/word/2010/wordprocessingGroup" xmlns:wpi="http://schemas.microsoft.com/office/word/2010/wordprocessingInk" xmlns:wne="http://schemas.microsoft.com/office/word/2006/wordml" xmlns:wps="http://schemas.microsoft.com/office/word/2010/wordprocessingShape" mc:Ignorable="w14 w15 w16se w16cid w16 w16cex w16sdtdh w16sdtfl w16du wp14">
   <w:abstractNum w:abstractNumId="0" w15:restartNumberingAfterBreak="0">
     <w:nsid w:val="03DD578C"/>
     <w:multiLevelType w:val="hybridMultilevel"/>
@@ -4584,7 +4762,7 @@
 </file>
 
 <file path=word/styles.xml><?xml version="1.0" encoding="utf-8"?>
-<w:styles xmlns:mc="http://schemas.openxmlformats.org/markup-compatibility/2006" xmlns:r="http://schemas.openxmlformats.org/officeDocument/2006/relationships" xmlns:w="http://schemas.openxmlformats.org/wordprocessingml/2006/main" xmlns:w14="http://schemas.microsoft.com/office/word/2010/wordml" xmlns:w15="http://schemas.microsoft.com/office/word/2012/wordml" xmlns:w16cex="http://schemas.microsoft.com/office/word/2018/wordml/cex" xmlns:w16cid="http://schemas.microsoft.com/office/word/2016/wordml/cid" xmlns:w16="http://schemas.microsoft.com/office/word/2018/wordml" xmlns:w16sdtdh="http://schemas.microsoft.com/office/word/2020/wordml/sdtdatahash" xmlns:w16se="http://schemas.microsoft.com/office/word/2015/wordml/symex" mc:Ignorable="w14 w15 w16se w16cid w16 w16cex w16sdtdh">
+<w:styles xmlns:mc="http://schemas.openxmlformats.org/markup-compatibility/2006" xmlns:r="http://schemas.openxmlformats.org/officeDocument/2006/relationships" xmlns:w="http://schemas.openxmlformats.org/wordprocessingml/2006/main" xmlns:w14="http://schemas.microsoft.com/office/word/2010/wordml" xmlns:w15="http://schemas.microsoft.com/office/word/2012/wordml" xmlns:w16cex="http://schemas.microsoft.com/office/word/2018/wordml/cex" xmlns:w16cid="http://schemas.microsoft.com/office/word/2016/wordml/cid" xmlns:w16="http://schemas.microsoft.com/office/word/2018/wordml" xmlns:w16du="http://schemas.microsoft.com/office/word/2023/wordml/word16du" xmlns:w16sdtdh="http://schemas.microsoft.com/office/word/2020/wordml/sdtdatahash" xmlns:w16sdtfl="http://schemas.microsoft.com/office/word/2024/wordml/sdtformatlock" xmlns:w16se="http://schemas.microsoft.com/office/word/2015/wordml/symex" mc:Ignorable="w14 w15 w16se w16cid w16 w16cex w16sdtdh w16sdtfl w16du">
   <w:docDefaults>
     <w:rPrDefault>
       <w:rPr>
